--- a/Kyuhee_Jung_CV_2026_ko.docx
+++ b/Kyuhee_Jung_CV_2026_ko.docx
@@ -5625,6 +5625,84 @@
           <w:szCs w:val="18"/>
         </w:rPr>
         <w:t>Professional Training and Education</w:t>
+      </w:r>
+    </w:p>
+    <w:p>
+      <w:pPr>
+        <w:pStyle w:val="a9"/>
+        <w:keepLines/>
+        <w:numPr>
+          <w:ilvl w:val="0"/>
+          <w:numId w:val="11"/>
+        </w:numPr>
+        <w:ind w:leftChars="0"/>
+        <w:rPr>
+          <w:rFonts w:ascii="한컴 고딕" w:eastAsia="한컴 고딕" w:hAnsi="한컴 고딕" w:cs="Times New Roman"/>
+          <w:color w:val="333333"/>
+          <w:sz w:val="22"/>
+          <w:szCs w:val="18"/>
+        </w:rPr>
+      </w:pPr>
+      <w:r>
+        <w:rPr>
+          <w:rFonts w:ascii="한컴 고딕" w:eastAsia="한컴 고딕" w:hAnsi="한컴 고딕" w:cs="Times New Roman" w:hint="eastAsia"/>
+          <w:color w:val="333333"/>
+          <w:sz w:val="22"/>
+          <w:szCs w:val="18"/>
+        </w:rPr>
+        <w:t>휴먼에러와 교통심리 강의 (2026.9.8).</w:t>
+      </w:r>
+    </w:p>
+    <w:p>
+      <w:pPr>
+        <w:pStyle w:val="a9"/>
+        <w:keepLines/>
+        <w:numPr>
+          <w:ilvl w:val="0"/>
+          <w:numId w:val="11"/>
+        </w:numPr>
+        <w:ind w:leftChars="0"/>
+        <w:rPr>
+          <w:rFonts w:ascii="한컴 고딕" w:eastAsia="한컴 고딕" w:hAnsi="한컴 고딕" w:cs="Times New Roman"/>
+          <w:color w:val="333333"/>
+          <w:sz w:val="22"/>
+          <w:szCs w:val="18"/>
+        </w:rPr>
+      </w:pPr>
+      <w:r>
+        <w:rPr>
+          <w:rFonts w:ascii="한컴 고딕" w:eastAsia="한컴 고딕" w:hAnsi="한컴 고딕" w:cs="Times New Roman" w:hint="eastAsia"/>
+          <w:color w:val="333333"/>
+          <w:sz w:val="22"/>
+          <w:szCs w:val="18"/>
+        </w:rPr>
+        <w:t>경북인재개발원 아동사망의 이해 강의 (2026.5.21).</w:t>
+      </w:r>
+    </w:p>
+    <w:p>
+      <w:pPr>
+        <w:pStyle w:val="a9"/>
+        <w:keepLines/>
+        <w:numPr>
+          <w:ilvl w:val="0"/>
+          <w:numId w:val="11"/>
+        </w:numPr>
+        <w:ind w:leftChars="0"/>
+        <w:rPr>
+          <w:rFonts w:ascii="한컴 고딕" w:eastAsia="한컴 고딕" w:hAnsi="한컴 고딕" w:cs="Times New Roman"/>
+          <w:color w:val="333333"/>
+          <w:sz w:val="22"/>
+          <w:szCs w:val="18"/>
+        </w:rPr>
+      </w:pPr>
+      <w:r>
+        <w:rPr>
+          <w:rFonts w:ascii="한컴 고딕" w:eastAsia="한컴 고딕" w:hAnsi="한컴 고딕" w:cs="Times New Roman" w:hint="eastAsia"/>
+          <w:color w:val="333333"/>
+          <w:sz w:val="22"/>
+          <w:szCs w:val="18"/>
+        </w:rPr>
+        <w:t>휴먼에러와 교통심리 강의 (2026.5.19).</w:t>
       </w:r>
     </w:p>
     <w:p>

--- a/Kyuhee_Jung_CV_2026_ko.docx
+++ b/Kyuhee_Jung_CV_2026_ko.docx
@@ -284,7 +284,7 @@
         </w:rPr>
       </w:pPr>
       <w:r>
-        <w:t>전문분야: 사회심리학, 임상심리학, 범죄심리학, 아동학대; AI·머신러닝 기반 데이터 분석, 통계 모델링 및 베이지안 네트워크 분석</w:t>
+        <w:t>전문분야: 사회심리학, 임상심리학, 범죄심리학, 아동학대; AI·머신러닝 기반 데이터 분석, 통계 모델링</w:t>
       </w:r>
     </w:p>
     <w:p>
@@ -340,7 +340,7 @@
         </w:rPr>
       </w:pPr>
       <w:r>
-        <w:t>2013.4.1 ~ 2016.4.20 일본 도쿄대학 (the University of Tokyo) 사회심리학 박사 졸업</w:t>
+        <w:t>2013.4.1 ~ 2023.4 일본 도쿄대학 (the University of Tokyo) 사회심리학 박사 졸업</w:t>
       </w:r>
     </w:p>
     <w:p>

--- a/Kyuhee_Jung_CV_2026_ko.docx
+++ b/Kyuhee_Jung_CV_2026_ko.docx
@@ -6665,6 +6665,32 @@
           <w:szCs w:val="18"/>
         </w:rPr>
       </w:pPr>
+    </w:p>
+    <w:p>
+      <w:pPr>
+        <w:pStyle w:val="a9"/>
+        <w:keepLines/>
+        <w:numPr>
+          <w:ilvl w:val="0"/>
+          <w:numId w:val="11"/>
+        </w:numPr>
+        <w:ind w:leftChars="0"/>
+        <w:rPr>
+          <w:rFonts w:ascii="한컴 고딕" w:eastAsia="한컴 고딕" w:hAnsi="한컴 고딕" w:cs="Times New Roman"/>
+          <w:color w:val="333333"/>
+          <w:sz w:val="22"/>
+          <w:szCs w:val="18"/>
+        </w:rPr>
+      </w:pPr>
+      <w:r>
+        <w:rPr>
+          <w:rFonts w:ascii="한컴 고딕" w:eastAsia="한컴 고딕" w:hAnsi="한컴 고딕" w:cs="Times New Roman"/>
+          <w:color w:val="333333"/>
+          <w:sz w:val="22"/>
+          <w:szCs w:val="18"/>
+        </w:rPr>
+        <w:t>Child Maltreatment</w:t>
+      </w:r>
     </w:p>
     <w:p>
       <w:pPr>

--- a/Kyuhee_Jung_CV_2026_ko.docx
+++ b/Kyuhee_Jung_CV_2026_ko.docx
@@ -2926,7 +2926,7 @@
           <w:sz w:val="22"/>
           <w:szCs w:val="18"/>
         </w:rPr>
-        <w:t>Jung, K. H. (2026). Caregiver configuration and relational pathways in fatal abusive head trauma: a Bayesian network analysis of nationwide forensic autopsies in South Korea (2015–2022). ISPCAN 2026 Congress, Melbourne, Australia (August 24–26, 2026). 구두 발표, 발표자.</w:t>
+        <w:t>Jung, K. H. (2026). Caregiver configuration and relational pathways in fatal abusive head trauma: a Bayesian network analysis of nationwide forensic autopsies in South Korea (2015–2022). ISPCAN 2026 Congress, Melbourne, Australia (August 25, 2026). 구두 발표, 발표자.</w:t>
       </w:r>
     </w:p>
     <w:p>

--- a/Kyuhee_Jung_CV_2026_ko.docx
+++ b/Kyuhee_Jung_CV_2026_ko.docx
@@ -326,6 +326,41 @@
           <w:i w:val="0"/>
         </w:rPr>
         <w:t>졸업</w:t>
+      </w:r>
+    </w:p>
+    <w:p>
+      <w:pPr>
+        <w:pStyle w:val="Heading1"/>
+      </w:pPr>
+      <w:r>
+        <w:t>자격</w:t>
+      </w:r>
+    </w:p>
+    <w:p>
+      <w:pPr>
+        <w:pStyle w:val="ListBullet"/>
+        <w:keepLines/>
+      </w:pPr>
+      <w:r>
+        <w:t>빅데이터분석기사 — Big Data Analysis Qualification</w:t>
+      </w:r>
+    </w:p>
+    <w:p>
+      <w:pPr>
+        <w:pStyle w:val="ListBullet"/>
+        <w:keepLines/>
+      </w:pPr>
+      <w:r>
+        <w:t>ADsP — Data Analysis Qualification</w:t>
+      </w:r>
+    </w:p>
+    <w:p>
+      <w:pPr>
+        <w:pStyle w:val="ListBullet"/>
+        <w:keepLines/>
+      </w:pPr>
+      <w:r>
+        <w:t>데이터거래사 — Data Trading Qualification</w:t>
       </w:r>
     </w:p>
     <w:p>

--- a/Kyuhee_Jung_CV_2026_ko.docx
+++ b/Kyuhee_Jung_CV_2026_ko.docx
@@ -333,41 +333,6 @@
         <w:pStyle w:val="Heading1"/>
       </w:pPr>
       <w:r>
-        <w:t>자격</w:t>
-      </w:r>
-    </w:p>
-    <w:p>
-      <w:pPr>
-        <w:pStyle w:val="ListBullet"/>
-        <w:keepLines/>
-      </w:pPr>
-      <w:r>
-        <w:t>빅데이터분석기사 — Big Data Analysis Qualification</w:t>
-      </w:r>
-    </w:p>
-    <w:p>
-      <w:pPr>
-        <w:pStyle w:val="ListBullet"/>
-        <w:keepLines/>
-      </w:pPr>
-      <w:r>
-        <w:t>ADsP — Data Analysis Qualification</w:t>
-      </w:r>
-    </w:p>
-    <w:p>
-      <w:pPr>
-        <w:pStyle w:val="ListBullet"/>
-        <w:keepLines/>
-      </w:pPr>
-      <w:r>
-        <w:t>데이터거래사 — Data Trading Qualification</w:t>
-      </w:r>
-    </w:p>
-    <w:p>
-      <w:pPr>
-        <w:pStyle w:val="Heading1"/>
-      </w:pPr>
-      <w:r>
         <w:t>현 소속 및 경력</w:t>
       </w:r>
     </w:p>
@@ -3866,6 +3831,41 @@
           <w:i w:val="0"/>
         </w:rPr>
         <w:t xml:space="preserve"> (2021, 2022, 2023.10.17, 2024.4.9, 2025.4.16)</w:t>
+      </w:r>
+    </w:p>
+    <w:p>
+      <w:pPr>
+        <w:pStyle w:val="Heading1"/>
+      </w:pPr>
+      <w:r>
+        <w:t>자격</w:t>
+      </w:r>
+    </w:p>
+    <w:p>
+      <w:pPr>
+        <w:pStyle w:val="ListBullet"/>
+        <w:keepLines/>
+      </w:pPr>
+      <w:r>
+        <w:t>빅데이터분석기사 — Big Data Analysis Qualification</w:t>
+      </w:r>
+    </w:p>
+    <w:p>
+      <w:pPr>
+        <w:pStyle w:val="ListBullet"/>
+        <w:keepLines/>
+      </w:pPr>
+      <w:r>
+        <w:t>ADsP — Data Analysis Qualification</w:t>
+      </w:r>
+    </w:p>
+    <w:p>
+      <w:pPr>
+        <w:pStyle w:val="ListBullet"/>
+        <w:keepLines/>
+      </w:pPr>
+      <w:r>
+        <w:t>데이터거래사 — Data Trading Qualification</w:t>
       </w:r>
     </w:p>
     <w:p>

--- a/Kyuhee_Jung_CV_2026_ko.docx
+++ b/Kyuhee_Jung_CV_2026_ko.docx
@@ -578,7 +578,7 @@
         <w:rPr>
           <w:i w:val="0"/>
         </w:rPr>
-        <w:t>in press</w:t>
+        <w:t>36(3), 289–317. doi:10.36889/KCR.2025.9.30.3.289</w:t>
       </w:r>
     </w:p>
     <w:p>
@@ -616,7 +616,7 @@
         <w:rPr>
           <w:i w:val="0"/>
         </w:rPr>
-        <w:t xml:space="preserve">169, 1-7654. </w:t>
+        <w:t xml:space="preserve">169, 107654. </w:t>
       </w:r>
       <w:r>
         <w:rPr>
@@ -1298,7 +1298,7 @@
         <w:rPr>
           <w:i w:val="0"/>
         </w:rPr>
-        <w:t xml:space="preserve"> (2016). Happiness as an additional antecedent of schadenfreude. Journal of Positive Psychology. doi:10.1080/17439760.2016.1173224</w:t>
+        <w:t xml:space="preserve"> (2017). Happiness as an additional antecedent of schadenfreude. Journal of Positive Psychology, 12(2), 186–196. doi:10.1080/17439760.2016.1173224</w:t>
       </w:r>
     </w:p>
     <w:p>

--- a/Kyuhee_Jung_CV_2026_ko.docx
+++ b/Kyuhee_Jung_CV_2026_ko.docx
@@ -404,29 +404,7 @@
         <w:ind w:left="259" w:hanging="259"/>
       </w:pPr>
       <w:r>
-        <w:rPr>
-          <w:b/>
-          <w:i w:val="0"/>
-        </w:rPr>
-        <w:t>Jung, K. H.</w:t>
-      </w:r>
-      <w:r>
-        <w:rPr>
-          <w:i w:val="0"/>
-        </w:rPr>
-        <w:t xml:space="preserve">, Yang, K. M., &amp; Kim, H. (2023). Manifestation of violence. In C. Martin, V. R. </w:t>
-      </w:r>
-      <w:r>
-        <w:rPr>
-          <w:i w:val="0"/>
-        </w:rPr>
-        <w:t>Preedy</w:t>
-      </w:r>
-      <w:r>
-        <w:rPr>
-          <w:i w:val="0"/>
-        </w:rPr>
-        <w:t>, &amp; V. B. Patel (Eds.), Handbook of Anger, Aggression, and Violence. Springer. doi:10.1007/978-3-030-98711-4_135-1</w:t>
+        <w:t>Jung, K., Yang, K.-m., &amp; Kim, H. (2023). Manifestation of violence: Child homicide in South Korea. In C. R. Martin, V. R. Preedy, &amp; V. B. Patel (Eds.), Handbook of Anger, Aggression, and Violence (pp. 2547–2567). Springer. https://doi.org/10.1007/978-3-031-31547-3_135</w:t>
       </w:r>
     </w:p>
     <w:p>
@@ -1076,7 +1054,7 @@
         <w:rPr>
           <w:i w:val="0"/>
         </w:rPr>
-        <w:t>한국보건사회연구</w:t>
+        <w:t>보건사회연구</w:t>
       </w:r>
       <w:r>
         <w:rPr>
@@ -3533,52 +3511,7 @@
         <w:keepLines/>
       </w:pPr>
       <w:r>
-        <w:rPr>
-          <w:i w:val="0"/>
-        </w:rPr>
-        <w:t>아동권리보장원</w:t>
-      </w:r>
-      <w:r>
-        <w:rPr>
-          <w:i w:val="0"/>
-        </w:rPr>
-        <w:t xml:space="preserve"> </w:t>
-      </w:r>
-      <w:r>
-        <w:rPr>
-          <w:i w:val="0"/>
-        </w:rPr>
-        <w:t>아동학대</w:t>
-      </w:r>
-      <w:r>
-        <w:rPr>
-          <w:i w:val="0"/>
-        </w:rPr>
-        <w:t xml:space="preserve"> </w:t>
-      </w:r>
-      <w:r>
-        <w:rPr>
-          <w:i w:val="0"/>
-        </w:rPr>
-        <w:t>공동교육</w:t>
-      </w:r>
-      <w:r>
-        <w:rPr>
-          <w:i w:val="0"/>
-        </w:rPr>
-        <w:t xml:space="preserve"> </w:t>
-      </w:r>
-      <w:r>
-        <w:rPr>
-          <w:i w:val="0"/>
-        </w:rPr>
-        <w:t>강사</w:t>
-      </w:r>
-      <w:r>
-        <w:rPr>
-          <w:i w:val="0"/>
-        </w:rPr>
-        <w:t xml:space="preserve"> (2025.6~)</w:t>
+        <w:t>강원지역아동보호전문기관 합동 아동사망의 이해 교육 강의 (2025.10.13).</w:t>
       </w:r>
     </w:p>
     <w:p>
@@ -3587,52 +3520,7 @@
         <w:keepLines/>
       </w:pPr>
       <w:r>
-        <w:rPr>
-          <w:i w:val="0"/>
-        </w:rPr>
-        <w:t>울산아동보호전문기관</w:t>
-      </w:r>
-      <w:r>
-        <w:rPr>
-          <w:i w:val="0"/>
-        </w:rPr>
-        <w:t xml:space="preserve"> </w:t>
-      </w:r>
-      <w:r>
-        <w:rPr>
-          <w:i w:val="0"/>
-        </w:rPr>
-        <w:t>직원역량강화교육</w:t>
-      </w:r>
-      <w:r>
-        <w:rPr>
-          <w:i w:val="0"/>
-        </w:rPr>
-        <w:t xml:space="preserve"> </w:t>
-      </w:r>
-      <w:r>
-        <w:rPr>
-          <w:i w:val="0"/>
-        </w:rPr>
-        <w:t>아동학대사망의</w:t>
-      </w:r>
-      <w:r>
-        <w:rPr>
-          <w:i w:val="0"/>
-        </w:rPr>
-        <w:t xml:space="preserve"> </w:t>
-      </w:r>
-      <w:r>
-        <w:rPr>
-          <w:i w:val="0"/>
-        </w:rPr>
-        <w:t>이해</w:t>
-      </w:r>
-      <w:r>
-        <w:rPr>
-          <w:i w:val="0"/>
-        </w:rPr>
-        <w:t xml:space="preserve"> (2025.6.20)</w:t>
+        <w:t>국립과학수사연구원 법과학교육 휴먼에러와 교통심리 강의 (2025.9.23).</w:t>
       </w:r>
     </w:p>
     <w:p>
@@ -3641,76 +3529,7 @@
         <w:keepLines/>
       </w:pPr>
       <w:r>
-        <w:rPr>
-          <w:i w:val="0"/>
-        </w:rPr>
-        <w:t>충북아동보호전문기관</w:t>
-      </w:r>
-      <w:r>
-        <w:rPr>
-          <w:i w:val="0"/>
-        </w:rPr>
-        <w:t xml:space="preserve"> </w:t>
-      </w:r>
-      <w:r>
-        <w:rPr>
-          <w:i w:val="0"/>
-        </w:rPr>
-        <w:t>직원역량강화교육</w:t>
-      </w:r>
-      <w:r>
-        <w:rPr>
-          <w:i w:val="0"/>
-        </w:rPr>
-        <w:t xml:space="preserve"> </w:t>
-      </w:r>
-      <w:r>
-        <w:rPr>
-          <w:i w:val="0"/>
-        </w:rPr>
-        <w:t>양육능력과</w:t>
-      </w:r>
-      <w:r>
-        <w:rPr>
-          <w:i w:val="0"/>
-        </w:rPr>
-        <w:t xml:space="preserve"> </w:t>
-      </w:r>
-      <w:r>
-        <w:rPr>
-          <w:i w:val="0"/>
-        </w:rPr>
-        <w:t>양육의지로</w:t>
-      </w:r>
-      <w:r>
-        <w:rPr>
-          <w:i w:val="0"/>
-        </w:rPr>
-        <w:t xml:space="preserve"> </w:t>
-      </w:r>
-      <w:r>
-        <w:rPr>
-          <w:i w:val="0"/>
-        </w:rPr>
-        <w:t>본</w:t>
-      </w:r>
-      <w:r>
-        <w:rPr>
-          <w:i w:val="0"/>
-        </w:rPr>
-        <w:t xml:space="preserve"> </w:t>
-      </w:r>
-      <w:r>
-        <w:rPr>
-          <w:i w:val="0"/>
-        </w:rPr>
-        <w:t>아동학대</w:t>
-      </w:r>
-      <w:r>
-        <w:rPr>
-          <w:i w:val="0"/>
-        </w:rPr>
-        <w:t xml:space="preserve"> (2025.5.19)</w:t>
+        <w:t>인천 아동보호전문기관 아동학대사망의 이해 강의 (2025.9.22).</w:t>
       </w:r>
     </w:p>
     <w:p>
@@ -3719,76 +3538,7 @@
         <w:keepLines/>
       </w:pPr>
       <w:r>
-        <w:rPr>
-          <w:i w:val="0"/>
-        </w:rPr>
-        <w:t>방첩사</w:t>
-      </w:r>
-      <w:r>
-        <w:rPr>
-          <w:i w:val="0"/>
-        </w:rPr>
-        <w:t xml:space="preserve"> </w:t>
-      </w:r>
-      <w:r>
-        <w:rPr>
-          <w:i w:val="0"/>
-        </w:rPr>
-        <w:t>생리심리검사관</w:t>
-      </w:r>
-      <w:r>
-        <w:rPr>
-          <w:i w:val="0"/>
-        </w:rPr>
-        <w:t xml:space="preserve"> </w:t>
-      </w:r>
-      <w:r>
-        <w:rPr>
-          <w:i w:val="0"/>
-        </w:rPr>
-        <w:t>양성교육</w:t>
-      </w:r>
-      <w:r>
-        <w:rPr>
-          <w:i w:val="0"/>
-        </w:rPr>
-        <w:t xml:space="preserve"> </w:t>
-      </w:r>
-      <w:r>
-        <w:rPr>
-          <w:i w:val="0"/>
-        </w:rPr>
-        <w:t>심리학</w:t>
-      </w:r>
-      <w:r>
-        <w:rPr>
-          <w:i w:val="0"/>
-        </w:rPr>
-        <w:t xml:space="preserve"> </w:t>
-      </w:r>
-      <w:r>
-        <w:rPr>
-          <w:i w:val="0"/>
-        </w:rPr>
-        <w:t>강사</w:t>
-      </w:r>
-      <w:r>
-        <w:rPr>
-          <w:i w:val="0"/>
-        </w:rPr>
-        <w:t>(2025.3.28</w:t>
-      </w:r>
-      <w:r>
-        <w:rPr>
-          <w:i w:val="0"/>
-        </w:rPr>
-        <w:t>~</w:t>
-      </w:r>
-      <w:r>
-        <w:rPr>
-          <w:i w:val="0"/>
-        </w:rPr>
-        <w:t>)</w:t>
+        <w:t>한국자동차모빌리티산업협회(KAMA) 자동차업계 CS 담당자 워크숍 휴먼에러와 교통심리 강의 (2025.9.12).</w:t>
       </w:r>
     </w:p>
     <w:p>
@@ -3797,48 +3547,7 @@
         <w:keepLines/>
       </w:pPr>
       <w:r>
-        <w:rPr>
-          <w:i w:val="0"/>
-        </w:rPr>
-        <w:t>국립과학수사연구원</w:t>
-      </w:r>
-      <w:r>
-        <w:rPr>
-          <w:i w:val="0"/>
-        </w:rPr>
-        <w:t xml:space="preserve"> </w:t>
-      </w:r>
-      <w:r>
-        <w:rPr>
-          <w:i w:val="0"/>
-        </w:rPr>
-        <w:t>아동사망의</w:t>
-      </w:r>
-      <w:r>
-        <w:rPr>
-          <w:i w:val="0"/>
-        </w:rPr>
-        <w:t xml:space="preserve"> </w:t>
-      </w:r>
-      <w:r>
-        <w:rPr>
-          <w:i w:val="0"/>
-        </w:rPr>
-        <w:t>이해과정</w:t>
-      </w:r>
-      <w:r>
-        <w:rPr>
-          <w:i w:val="0"/>
-        </w:rPr>
-        <w:t xml:space="preserve"> (2021, 2022, 2023.10.17, 2024.4.9, 2025.4.16)</w:t>
-      </w:r>
-    </w:p>
-    <w:p>
-      <w:pPr>
-        <w:pStyle w:val="Heading1"/>
-      </w:pPr>
-      <w:r>
-        <w:t>자격</w:t>
+        <w:t>대전서부아동보호전문기관 직원역량강화교육 아동학대사망의 이해 강의 (2025.8.22).</w:t>
       </w:r>
     </w:p>
     <w:p>
@@ -3847,7 +3556,52 @@
         <w:keepLines/>
       </w:pPr>
       <w:r>
-        <w:t>빅데이터분석기사 — Big Data Analysis Qualification</w:t>
+        <w:rPr>
+          <w:i w:val="0"/>
+        </w:rPr>
+        <w:t>아동권리보장원</w:t>
+      </w:r>
+      <w:r>
+        <w:rPr>
+          <w:i w:val="0"/>
+        </w:rPr>
+        <w:t xml:space="preserve"> </w:t>
+      </w:r>
+      <w:r>
+        <w:rPr>
+          <w:i w:val="0"/>
+        </w:rPr>
+        <w:t>아동학대</w:t>
+      </w:r>
+      <w:r>
+        <w:rPr>
+          <w:i w:val="0"/>
+        </w:rPr>
+        <w:t xml:space="preserve"> </w:t>
+      </w:r>
+      <w:r>
+        <w:rPr>
+          <w:i w:val="0"/>
+        </w:rPr>
+        <w:t>공동교육</w:t>
+      </w:r>
+      <w:r>
+        <w:rPr>
+          <w:i w:val="0"/>
+        </w:rPr>
+        <w:t xml:space="preserve"> </w:t>
+      </w:r>
+      <w:r>
+        <w:rPr>
+          <w:i w:val="0"/>
+        </w:rPr>
+        <w:t>강사</w:t>
+      </w:r>
+      <w:r>
+        <w:rPr>
+          <w:i w:val="0"/>
+        </w:rPr>
+        <w:t xml:space="preserve"> (2025.6~)</w:t>
       </w:r>
     </w:p>
     <w:p>
@@ -3856,7 +3610,52 @@
         <w:keepLines/>
       </w:pPr>
       <w:r>
-        <w:t>ADsP — Data Analysis Qualification</w:t>
+        <w:rPr>
+          <w:i w:val="0"/>
+        </w:rPr>
+        <w:t>울산아동보호전문기관</w:t>
+      </w:r>
+      <w:r>
+        <w:rPr>
+          <w:i w:val="0"/>
+        </w:rPr>
+        <w:t xml:space="preserve"> </w:t>
+      </w:r>
+      <w:r>
+        <w:rPr>
+          <w:i w:val="0"/>
+        </w:rPr>
+        <w:t>직원역량강화교육</w:t>
+      </w:r>
+      <w:r>
+        <w:rPr>
+          <w:i w:val="0"/>
+        </w:rPr>
+        <w:t xml:space="preserve"> </w:t>
+      </w:r>
+      <w:r>
+        <w:rPr>
+          <w:i w:val="0"/>
+        </w:rPr>
+        <w:t>아동학대사망의</w:t>
+      </w:r>
+      <w:r>
+        <w:rPr>
+          <w:i w:val="0"/>
+        </w:rPr>
+        <w:t xml:space="preserve"> </w:t>
+      </w:r>
+      <w:r>
+        <w:rPr>
+          <w:i w:val="0"/>
+        </w:rPr>
+        <w:t>이해</w:t>
+      </w:r>
+      <w:r>
+        <w:rPr>
+          <w:i w:val="0"/>
+        </w:rPr>
+        <w:t xml:space="preserve"> (2025.6.20)</w:t>
       </w:r>
     </w:p>
     <w:p>
@@ -3865,15 +3664,76 @@
         <w:keepLines/>
       </w:pPr>
       <w:r>
-        <w:t>데이터거래사 — Data Trading Qualification</w:t>
-      </w:r>
-    </w:p>
-    <w:p>
-      <w:pPr>
-        <w:pStyle w:val="Heading1"/>
-      </w:pPr>
-      <w:r>
-        <w:t>전문 활동</w:t>
+        <w:rPr>
+          <w:i w:val="0"/>
+        </w:rPr>
+        <w:t>충북아동보호전문기관</w:t>
+      </w:r>
+      <w:r>
+        <w:rPr>
+          <w:i w:val="0"/>
+        </w:rPr>
+        <w:t xml:space="preserve"> </w:t>
+      </w:r>
+      <w:r>
+        <w:rPr>
+          <w:i w:val="0"/>
+        </w:rPr>
+        <w:t>직원역량강화교육</w:t>
+      </w:r>
+      <w:r>
+        <w:rPr>
+          <w:i w:val="0"/>
+        </w:rPr>
+        <w:t xml:space="preserve"> </w:t>
+      </w:r>
+      <w:r>
+        <w:rPr>
+          <w:i w:val="0"/>
+        </w:rPr>
+        <w:t>양육능력과</w:t>
+      </w:r>
+      <w:r>
+        <w:rPr>
+          <w:i w:val="0"/>
+        </w:rPr>
+        <w:t xml:space="preserve"> </w:t>
+      </w:r>
+      <w:r>
+        <w:rPr>
+          <w:i w:val="0"/>
+        </w:rPr>
+        <w:t>양육의지로</w:t>
+      </w:r>
+      <w:r>
+        <w:rPr>
+          <w:i w:val="0"/>
+        </w:rPr>
+        <w:t xml:space="preserve"> </w:t>
+      </w:r>
+      <w:r>
+        <w:rPr>
+          <w:i w:val="0"/>
+        </w:rPr>
+        <w:t>본</w:t>
+      </w:r>
+      <w:r>
+        <w:rPr>
+          <w:i w:val="0"/>
+        </w:rPr>
+        <w:t xml:space="preserve"> </w:t>
+      </w:r>
+      <w:r>
+        <w:rPr>
+          <w:i w:val="0"/>
+        </w:rPr>
+        <w:t>아동학대</w:t>
+      </w:r>
+      <w:r>
+        <w:rPr>
+          <w:i w:val="0"/>
+        </w:rPr>
+        <w:t xml:space="preserve"> (2025.5.19)</w:t>
       </w:r>
     </w:p>
     <w:p>
@@ -3885,7 +3745,7 @@
         <w:rPr>
           <w:i w:val="0"/>
         </w:rPr>
-        <w:t>과학기술정보통신부</w:t>
+        <w:t>방첩사</w:t>
       </w:r>
       <w:r>
         <w:rPr>
@@ -3897,7 +3757,7 @@
         <w:rPr>
           <w:i w:val="0"/>
         </w:rPr>
-        <w:t>위촉</w:t>
+        <w:t>생리심리검사관</w:t>
       </w:r>
       <w:r>
         <w:rPr>
@@ -3909,7 +3769,7 @@
         <w:rPr>
           <w:i w:val="0"/>
         </w:rPr>
-        <w:t>재난안전분야</w:t>
+        <w:t>양성교육</w:t>
       </w:r>
       <w:r>
         <w:rPr>
@@ -3921,7 +3781,7 @@
         <w:rPr>
           <w:i w:val="0"/>
         </w:rPr>
-        <w:t>기술수준평가</w:t>
+        <w:t>심리학</w:t>
       </w:r>
       <w:r>
         <w:rPr>
@@ -3933,13 +3793,25 @@
         <w:rPr>
           <w:i w:val="0"/>
         </w:rPr>
-        <w:t>전문가</w:t>
-      </w:r>
-      <w:r>
-        <w:rPr>
-          <w:i w:val="0"/>
-        </w:rPr>
-        <w:t xml:space="preserve"> (2018.7.1~2023.6.30) </w:t>
+        <w:t>강사</w:t>
+      </w:r>
+      <w:r>
+        <w:rPr>
+          <w:i w:val="0"/>
+        </w:rPr>
+        <w:t>(2025.3.28</w:t>
+      </w:r>
+      <w:r>
+        <w:rPr>
+          <w:i w:val="0"/>
+        </w:rPr>
+        <w:t>~</w:t>
+      </w:r>
+      <w:r>
+        <w:rPr>
+          <w:i w:val="0"/>
+        </w:rPr>
+        <w:t>)</w:t>
       </w:r>
     </w:p>
     <w:p>
@@ -3951,31 +3823,7 @@
         <w:rPr>
           <w:i w:val="0"/>
         </w:rPr>
-        <w:t>분야</w:t>
-      </w:r>
-      <w:r>
-        <w:rPr>
-          <w:i w:val="0"/>
-        </w:rPr>
-        <w:t xml:space="preserve">: </w:t>
-      </w:r>
-      <w:r>
-        <w:rPr>
-          <w:i w:val="0"/>
-        </w:rPr>
-        <w:t>범죄</w:t>
-      </w:r>
-      <w:r>
-        <w:rPr>
-          <w:i w:val="0"/>
-        </w:rPr>
-        <w:t xml:space="preserve">, </w:t>
-      </w:r>
-      <w:r>
-        <w:rPr>
-          <w:i w:val="0"/>
-        </w:rPr>
-        <w:t>테러</w:t>
+        <w:t>국립과학수사연구원</w:t>
       </w:r>
       <w:r>
         <w:rPr>
@@ -3987,7 +3835,7 @@
         <w:rPr>
           <w:i w:val="0"/>
         </w:rPr>
-        <w:t>통합</w:t>
+        <w:t>아동사망의</w:t>
       </w:r>
       <w:r>
         <w:rPr>
@@ -3999,43 +3847,21 @@
         <w:rPr>
           <w:i w:val="0"/>
         </w:rPr>
-        <w:t>지능형</w:t>
-      </w:r>
-      <w:r>
-        <w:rPr>
-          <w:i w:val="0"/>
-        </w:rPr>
-        <w:t xml:space="preserve"> </w:t>
-      </w:r>
-      <w:r>
-        <w:rPr>
-          <w:i w:val="0"/>
-        </w:rPr>
-        <w:t>예측</w:t>
-      </w:r>
-      <w:r>
-        <w:rPr>
-          <w:i w:val="0"/>
-        </w:rPr>
-        <w:t>/</w:t>
-      </w:r>
-      <w:r>
-        <w:rPr>
-          <w:i w:val="0"/>
-        </w:rPr>
-        <w:t>대응시스템</w:t>
-      </w:r>
-      <w:r>
-        <w:rPr>
-          <w:i w:val="0"/>
-        </w:rPr>
-        <w:t xml:space="preserve"> </w:t>
-      </w:r>
-      <w:r>
-        <w:rPr>
-          <w:i w:val="0"/>
-        </w:rPr>
-        <w:t>기술</w:t>
+        <w:t>이해과정</w:t>
+      </w:r>
+      <w:r>
+        <w:rPr>
+          <w:i w:val="0"/>
+        </w:rPr>
+        <w:t xml:space="preserve"> (2021, 2022, 2023.10.17, 2024.4.9, 2025.4.16)</w:t>
+      </w:r>
+    </w:p>
+    <w:p>
+      <w:pPr>
+        <w:pStyle w:val="Heading1"/>
+      </w:pPr>
+      <w:r>
+        <w:t>자격</w:t>
       </w:r>
     </w:p>
     <w:p>
@@ -4044,60 +3870,7 @@
         <w:keepLines/>
       </w:pPr>
       <w:r>
-        <w:rPr>
-          <w:i w:val="0"/>
-        </w:rPr>
-        <w:t>도쿄도</w:t>
-      </w:r>
-      <w:r>
-        <w:rPr>
-          <w:i w:val="0"/>
-        </w:rPr>
-        <w:t xml:space="preserve"> </w:t>
-      </w:r>
-      <w:r>
-        <w:rPr>
-          <w:i w:val="0"/>
-        </w:rPr>
-        <w:t>건강장수의료센터</w:t>
-      </w:r>
-      <w:r>
-        <w:rPr>
-          <w:i w:val="0"/>
-        </w:rPr>
-        <w:t xml:space="preserve"> </w:t>
-      </w:r>
-      <w:r>
-        <w:rPr>
-          <w:i w:val="0"/>
-        </w:rPr>
-        <w:t>임시직원</w:t>
-      </w:r>
-      <w:r>
-        <w:rPr>
-          <w:i w:val="0"/>
-        </w:rPr>
-        <w:t xml:space="preserve"> (2012.2-3</w:t>
-      </w:r>
-      <w:r>
-        <w:rPr>
-          <w:i w:val="0"/>
-        </w:rPr>
-        <w:t>월</w:t>
-      </w:r>
-      <w:r>
-        <w:rPr>
-          <w:i w:val="0"/>
-        </w:rPr>
-        <w:t>)</w:t>
-      </w:r>
-    </w:p>
-    <w:p>
-      <w:pPr>
-        <w:pStyle w:val="Heading1"/>
-      </w:pPr>
-      <w:r>
-        <w:t>논문 심사 Ad hoc Reviewer</w:t>
+        <w:t>빅데이터분석기사 — Big Data Analysis Qualification</w:t>
       </w:r>
     </w:p>
     <w:p>
@@ -4106,10 +3879,7 @@
         <w:keepLines/>
       </w:pPr>
       <w:r>
-        <w:rPr>
-          <w:i w:val="0"/>
-        </w:rPr>
-        <w:t>Child Maltreatment</w:t>
+        <w:t>ADsP — Data Analysis Qualification</w:t>
       </w:r>
     </w:p>
     <w:p>
@@ -4118,10 +3888,15 @@
         <w:keepLines/>
       </w:pPr>
       <w:r>
-        <w:rPr>
-          <w:i w:val="0"/>
-        </w:rPr>
-        <w:t>한국심리학회지: 법</w:t>
+        <w:t>데이터거래사 — Data Trading Qualification</w:t>
+      </w:r>
+    </w:p>
+    <w:p>
+      <w:pPr>
+        <w:pStyle w:val="Heading1"/>
+      </w:pPr>
+      <w:r>
+        <w:t>전문 활동</w:t>
       </w:r>
     </w:p>
     <w:p>
@@ -4133,7 +3908,61 @@
         <w:rPr>
           <w:i w:val="0"/>
         </w:rPr>
-        <w:t>Asian Journal of Social Psychology</w:t>
+        <w:t>과학기술정보통신부</w:t>
+      </w:r>
+      <w:r>
+        <w:rPr>
+          <w:i w:val="0"/>
+        </w:rPr>
+        <w:t xml:space="preserve"> </w:t>
+      </w:r>
+      <w:r>
+        <w:rPr>
+          <w:i w:val="0"/>
+        </w:rPr>
+        <w:t>위촉</w:t>
+      </w:r>
+      <w:r>
+        <w:rPr>
+          <w:i w:val="0"/>
+        </w:rPr>
+        <w:t xml:space="preserve"> </w:t>
+      </w:r>
+      <w:r>
+        <w:rPr>
+          <w:i w:val="0"/>
+        </w:rPr>
+        <w:t>재난안전분야</w:t>
+      </w:r>
+      <w:r>
+        <w:rPr>
+          <w:i w:val="0"/>
+        </w:rPr>
+        <w:t xml:space="preserve"> </w:t>
+      </w:r>
+      <w:r>
+        <w:rPr>
+          <w:i w:val="0"/>
+        </w:rPr>
+        <w:t>기술수준평가</w:t>
+      </w:r>
+      <w:r>
+        <w:rPr>
+          <w:i w:val="0"/>
+        </w:rPr>
+        <w:t xml:space="preserve"> </w:t>
+      </w:r>
+      <w:r>
+        <w:rPr>
+          <w:i w:val="0"/>
+        </w:rPr>
+        <w:t>전문가</w:t>
+      </w:r>
+      <w:r>
+        <w:rPr>
+          <w:i w:val="0"/>
+        </w:rPr>
+        <w:t xml:space="preserve"> (2018.7.1~2023.6.30) </w:t>
       </w:r>
     </w:p>
     <w:p>
@@ -4145,7 +3974,91 @@
         <w:rPr>
           <w:i w:val="0"/>
         </w:rPr>
-        <w:t>Journal of Happiness Studies</w:t>
+        <w:t>분야</w:t>
+      </w:r>
+      <w:r>
+        <w:rPr>
+          <w:i w:val="0"/>
+        </w:rPr>
+        <w:t xml:space="preserve">: </w:t>
+      </w:r>
+      <w:r>
+        <w:rPr>
+          <w:i w:val="0"/>
+        </w:rPr>
+        <w:t>범죄</w:t>
+      </w:r>
+      <w:r>
+        <w:rPr>
+          <w:i w:val="0"/>
+        </w:rPr>
+        <w:t xml:space="preserve">, </w:t>
+      </w:r>
+      <w:r>
+        <w:rPr>
+          <w:i w:val="0"/>
+        </w:rPr>
+        <w:t>테러</w:t>
+      </w:r>
+      <w:r>
+        <w:rPr>
+          <w:i w:val="0"/>
+        </w:rPr>
+        <w:t xml:space="preserve"> </w:t>
+      </w:r>
+      <w:r>
+        <w:rPr>
+          <w:i w:val="0"/>
+        </w:rPr>
+        <w:t>통합</w:t>
+      </w:r>
+      <w:r>
+        <w:rPr>
+          <w:i w:val="0"/>
+        </w:rPr>
+        <w:t xml:space="preserve"> </w:t>
+      </w:r>
+      <w:r>
+        <w:rPr>
+          <w:i w:val="0"/>
+        </w:rPr>
+        <w:t>지능형</w:t>
+      </w:r>
+      <w:r>
+        <w:rPr>
+          <w:i w:val="0"/>
+        </w:rPr>
+        <w:t xml:space="preserve"> </w:t>
+      </w:r>
+      <w:r>
+        <w:rPr>
+          <w:i w:val="0"/>
+        </w:rPr>
+        <w:t>예측</w:t>
+      </w:r>
+      <w:r>
+        <w:rPr>
+          <w:i w:val="0"/>
+        </w:rPr>
+        <w:t>/</w:t>
+      </w:r>
+      <w:r>
+        <w:rPr>
+          <w:i w:val="0"/>
+        </w:rPr>
+        <w:t>대응시스템</w:t>
+      </w:r>
+      <w:r>
+        <w:rPr>
+          <w:i w:val="0"/>
+        </w:rPr>
+        <w:t xml:space="preserve"> </w:t>
+      </w:r>
+      <w:r>
+        <w:rPr>
+          <w:i w:val="0"/>
+        </w:rPr>
+        <w:t>기술</w:t>
       </w:r>
     </w:p>
     <w:p>
@@ -4157,7 +4070,49 @@
         <w:rPr>
           <w:i w:val="0"/>
         </w:rPr>
-        <w:t>Current Psychology</w:t>
+        <w:t>도쿄도</w:t>
+      </w:r>
+      <w:r>
+        <w:rPr>
+          <w:i w:val="0"/>
+        </w:rPr>
+        <w:t xml:space="preserve"> </w:t>
+      </w:r>
+      <w:r>
+        <w:rPr>
+          <w:i w:val="0"/>
+        </w:rPr>
+        <w:t>건강장수의료센터</w:t>
+      </w:r>
+      <w:r>
+        <w:rPr>
+          <w:i w:val="0"/>
+        </w:rPr>
+        <w:t xml:space="preserve"> </w:t>
+      </w:r>
+      <w:r>
+        <w:rPr>
+          <w:i w:val="0"/>
+        </w:rPr>
+        <w:t>임시직원</w:t>
+      </w:r>
+      <w:r>
+        <w:rPr>
+          <w:i w:val="0"/>
+        </w:rPr>
+        <w:t xml:space="preserve"> (2012.2-3</w:t>
+      </w:r>
+      <w:r>
+        <w:rPr>
+          <w:i w:val="0"/>
+        </w:rPr>
+        <w:t>월</w:t>
+      </w:r>
+      <w:r>
+        <w:rPr>
+          <w:i w:val="0"/>
+        </w:rPr>
+        <w:t>)</w:t>
       </w:r>
     </w:p>
     <w:p>
@@ -4165,6 +4120,74 @@
         <w:pStyle w:val="Heading1"/>
       </w:pPr>
       <w:r>
+        <w:t>논문 심사 Ad hoc Reviewer</w:t>
+      </w:r>
+    </w:p>
+    <w:p>
+      <w:pPr>
+        <w:pStyle w:val="ListBullet"/>
+        <w:keepLines/>
+      </w:pPr>
+      <w:r>
+        <w:rPr>
+          <w:i w:val="0"/>
+        </w:rPr>
+        <w:t>Child Maltreatment</w:t>
+      </w:r>
+    </w:p>
+    <w:p>
+      <w:pPr>
+        <w:pStyle w:val="ListBullet"/>
+        <w:keepLines/>
+      </w:pPr>
+      <w:r>
+        <w:rPr>
+          <w:i w:val="0"/>
+        </w:rPr>
+        <w:t>한국심리학회지: 법</w:t>
+      </w:r>
+    </w:p>
+    <w:p>
+      <w:pPr>
+        <w:pStyle w:val="ListBullet"/>
+        <w:keepLines/>
+      </w:pPr>
+      <w:r>
+        <w:rPr>
+          <w:i w:val="0"/>
+        </w:rPr>
+        <w:t>Asian Journal of Social Psychology</w:t>
+      </w:r>
+    </w:p>
+    <w:p>
+      <w:pPr>
+        <w:pStyle w:val="ListBullet"/>
+        <w:keepLines/>
+      </w:pPr>
+      <w:r>
+        <w:rPr>
+          <w:i w:val="0"/>
+        </w:rPr>
+        <w:t>Journal of Happiness Studies</w:t>
+      </w:r>
+    </w:p>
+    <w:p>
+      <w:pPr>
+        <w:pStyle w:val="ListBullet"/>
+        <w:keepLines/>
+      </w:pPr>
+      <w:r>
+        <w:rPr>
+          <w:i w:val="0"/>
+        </w:rPr>
+        <w:t>Current Psychology</w:t>
+      </w:r>
+    </w:p>
+    <w:p>
+      <w:pPr>
+        <w:pStyle w:val="Heading1"/>
+      </w:pPr>
+      <w:r>
         <w:t>토론 및 정책 활동</w:t>
       </w:r>
     </w:p>
@@ -4185,6 +4208,22 @@
       </w:pPr>
       <w:r>
         <w:t>언론 보도</w:t>
+      </w:r>
+    </w:p>
+    <w:p>
+      <w:pPr>
+        <w:keepLines/>
+      </w:pPr>
+      <w:r>
+        <w:t>2026.10.22: 시사IN 제998호 커버스토리 「우리가 모르는 아기들의 죽음」 (온라인 게재). https://www.sisain.co.kr/news/articleView.html?idxno=58697</w:t>
+      </w:r>
+    </w:p>
+    <w:p>
+      <w:pPr>
+        <w:keepLines/>
+      </w:pPr>
+      <w:r>
+        <w:t>2026.10.16: KBS1 「추적60분」 1476회 「지옥이 된 집 - 왜 아이들의 죽음을 막지 못했나」 출연. https://youtu.be/nH0QiTUhc2o</w:t>
       </w:r>
     </w:p>
     <w:p>
